--- a/20_项目/02_光与朽项目/01_策划文档/污染之核Boss开发文档.docx
+++ b/20_项目/02_光与朽项目/01_策划文档/污染之核Boss开发文档.docx
@@ -2393,163 +2393,1883 @@
         <w:t>清场 (Clear):</w:t>
       </w:r>
       <w:r>
-        <w:t xml:space="preserve"> 第 11 波结束，屏幕上没</w:t>
-      </w:r>
+        <w:t xml:space="preserve"> 第 11 波结束，屏幕上没有怪了。</w:t>
+      </w:r>
+    </w:p>
+    <w:p>
+      <w:pPr>
+        <w:pStyle w:val="7"/>
+        <w:keepNext w:val="0"/>
+        <w:keepLines w:val="0"/>
+        <w:widowControl/>
+        <w:suppressLineNumbers w:val="0"/>
+        <w:ind w:left="720"/>
+      </w:pPr>
+      <w:r>
+        <w:rPr>
+          <w:b/>
+          <w:bCs/>
+        </w:rPr>
+        <w:t>警告 (Warning):</w:t>
+      </w:r>
+      <w:r>
+        <w:t xml:space="preserve"> 播放 </w:t>
+      </w:r>
+      <w:r>
+        <w:rPr>
+          <w:rStyle w:val="10"/>
+        </w:rPr>
+        <w:t>UI_Wave_Start</w:t>
+      </w:r>
+      <w:r>
+        <w:t xml:space="preserve"> 警报声，屏幕变红。</w:t>
+      </w:r>
+    </w:p>
+    <w:p>
+      <w:pPr>
+        <w:pStyle w:val="7"/>
+        <w:keepNext w:val="0"/>
+        <w:keepLines w:val="0"/>
+        <w:widowControl/>
+        <w:suppressLineNumbers w:val="0"/>
+        <w:ind w:left="720"/>
+      </w:pPr>
+      <w:r>
+        <w:rPr>
+          <w:b/>
+          <w:bCs/>
+        </w:rPr>
+        <w:t>登场 (Enter):</w:t>
+      </w:r>
+      <w:r>
+        <w:t xml:space="preserve"> BOSS 独自从屏幕上方降落（配合 </w:t>
+      </w:r>
+      <w:r>
+        <w:rPr>
+          <w:rStyle w:val="10"/>
+        </w:rPr>
+        <w:t>Boss_Roar</w:t>
+      </w:r>
+      <w:r>
+        <w:t xml:space="preserve"> 吼叫）。</w:t>
+      </w:r>
+    </w:p>
+    <w:p>
+      <w:pPr>
+        <w:pStyle w:val="7"/>
+        <w:keepNext w:val="0"/>
+        <w:keepLines w:val="0"/>
+        <w:widowControl/>
+        <w:suppressLineNumbers w:val="0"/>
+        <w:ind w:left="720"/>
+      </w:pPr>
+      <w:r>
+        <w:rPr>
+          <w:b/>
+          <w:bCs/>
+        </w:rPr>
+        <w:t>战斗 (Combat):</w:t>
+      </w:r>
+    </w:p>
+    <w:p>
+      <w:pPr>
+        <w:pStyle w:val="7"/>
+        <w:keepNext w:val="0"/>
+        <w:keepLines w:val="0"/>
+        <w:widowControl/>
+        <w:suppressLineNumbers w:val="0"/>
+        <w:ind w:left="1440"/>
+      </w:pPr>
+      <w:r>
+        <w:t xml:space="preserve">刚开始 3 秒是 </w:t>
+      </w:r>
+      <w:r>
+        <w:rPr>
+          <w:b/>
+          <w:bCs/>
+        </w:rPr>
+        <w:t>1v1</w:t>
+      </w:r>
+      <w:r>
+        <w:t>（让玩家看清 BOSS 的样子，建立压迫感）。</w:t>
+      </w:r>
+    </w:p>
+    <w:p>
+      <w:pPr>
+        <w:pStyle w:val="7"/>
+        <w:keepNext w:val="0"/>
+        <w:keepLines w:val="0"/>
+        <w:widowControl/>
+        <w:suppressLineNumbers w:val="0"/>
+        <w:ind w:left="1440"/>
+      </w:pPr>
+      <w:r>
+        <w:t xml:space="preserve">3 秒后，BOSS 使用 </w:t>
+      </w:r>
+      <w:r>
+        <w:rPr>
+          <w:b/>
+          <w:bCs/>
+        </w:rPr>
+        <w:t>Summon (召唤技能)</w:t>
+      </w:r>
+      <w:r>
+        <w:t>，自己招出 4 个小弟。</w:t>
+      </w:r>
+    </w:p>
+    <w:p>
+      <w:pPr>
+        <w:pStyle w:val="7"/>
+        <w:keepNext w:val="0"/>
+        <w:keepLines w:val="0"/>
+        <w:widowControl/>
+        <w:suppressLineNumbers w:val="0"/>
+        <w:ind w:left="1440"/>
+      </w:pPr>
+      <w:r>
+        <w:rPr>
+          <w:b/>
+          <w:bCs/>
+        </w:rPr>
+        <w:t>理由：</w:t>
+      </w:r>
+      <w:r>
+        <w:t xml:space="preserve"> 如果一开始就刷一堆怪和 BOSS 混在一起，场面太乱，玩家会忽略 BOSS 的登场演出。</w:t>
+      </w:r>
+      <w:r>
+        <w:rPr>
+          <w:b/>
+          <w:bCs/>
+        </w:rPr>
+        <w:t>让 BOSS 自己招小弟，更有排面。</w:t>
+      </w:r>
+    </w:p>
+    <w:p/>
+    <w:p/>
+    <w:p/>
+    <w:p/>
+    <w:p/>
+    <w:p/>
+    <w:p/>
+    <w:p/>
+    <w:p>
+      <w:pPr>
+        <w:pStyle w:val="4"/>
+        <w:keepNext w:val="0"/>
+        <w:keepLines w:val="0"/>
+        <w:widowControl/>
+        <w:suppressLineNumbers w:val="0"/>
+        <w:spacing w:before="0" w:beforeAutospacing="0" w:line="14" w:lineRule="atLeast"/>
+        <w:rPr>
+          <w:rFonts w:hint="default" w:ascii="sans-serif" w:hAnsi="sans-serif" w:eastAsia="sans-serif" w:cs="sans-serif"/>
+        </w:rPr>
+      </w:pPr>
+      <w:r>
+        <w:rPr>
+          <w:rFonts w:hint="default" w:ascii="sans-serif" w:hAnsi="sans-serif" w:eastAsia="sans-serif" w:cs="sans-serif"/>
+        </w:rPr>
+        <w:t>3. BOSS：表现形式</w:t>
+      </w:r>
+    </w:p>
+    <w:p>
+      <w:pPr>
+        <w:pStyle w:val="7"/>
+        <w:keepNext w:val="0"/>
+        <w:keepLines w:val="0"/>
+        <w:widowControl/>
+        <w:suppressLineNumbers w:val="0"/>
+        <w:spacing w:before="0" w:beforeAutospacing="0" w:line="14" w:lineRule="atLeast"/>
+        <w:rPr>
+          <w:rFonts w:hint="default" w:ascii="sans-serif" w:hAnsi="sans-serif" w:eastAsia="sans-serif" w:cs="sans-serif"/>
+        </w:rPr>
+      </w:pPr>
+      <w:r>
+        <w:rPr>
+          <w:rFonts w:hint="default" w:ascii="sans-serif" w:hAnsi="sans-serif" w:eastAsia="sans-serif" w:cs="sans-serif"/>
+          <w:b/>
+          <w:bCs/>
+        </w:rPr>
+        <w:t>✅ 肯定：</w:t>
+      </w:r>
+      <w:r>
+        <w:rPr>
+          <w:rFonts w:hint="default" w:ascii="sans-serif" w:hAnsi="sans-serif" w:eastAsia="sans-serif" w:cs="sans-serif"/>
+        </w:rPr>
+        <w:t xml:space="preserve"> 你的“大球+红色裂缝”设想非常完美。</w:t>
+      </w:r>
+    </w:p>
+    <w:p>
+      <w:pPr>
+        <w:pStyle w:val="7"/>
+        <w:keepNext w:val="0"/>
+        <w:keepLines w:val="0"/>
+        <w:widowControl/>
+        <w:suppressLineNumbers w:val="0"/>
+        <w:spacing w:before="0" w:beforeAutospacing="0" w:line="14" w:lineRule="atLeast"/>
+        <w:ind w:left="720"/>
+        <w:rPr>
+          <w:rFonts w:hint="default" w:ascii="sans-serif" w:hAnsi="sans-serif" w:eastAsia="sans-serif" w:cs="sans-serif"/>
+        </w:rPr>
+      </w:pPr>
+      <w:r>
+        <w:rPr>
+          <w:rFonts w:hint="default" w:ascii="sans-serif" w:hAnsi="sans-serif" w:eastAsia="sans-serif" w:cs="sans-serif"/>
+          <w:b/>
+          <w:bCs/>
+        </w:rPr>
+        <w:t>视觉参考：</w:t>
+      </w:r>
+      <w:r>
+        <w:rPr>
+          <w:rFonts w:hint="default" w:ascii="sans-serif" w:hAnsi="sans-serif" w:eastAsia="sans-serif" w:cs="sans-serif"/>
+        </w:rPr>
+        <w:t xml:space="preserve"> 就像一个</w:t>
+      </w:r>
+      <w:r>
+        <w:rPr>
+          <w:rFonts w:hint="default" w:ascii="sans-serif" w:hAnsi="sans-serif" w:eastAsia="sans-serif" w:cs="sans-serif"/>
+          <w:b/>
+          <w:bCs/>
+        </w:rPr>
+        <w:t>即将爆炸的黑暗星球</w:t>
+      </w:r>
+      <w:r>
+        <w:rPr>
+          <w:rFonts w:hint="default" w:ascii="sans-serif" w:hAnsi="sans-serif" w:eastAsia="sans-serif" w:cs="sans-serif"/>
+        </w:rPr>
+        <w:t>，或者《魔兽世界》里的</w:t>
+      </w:r>
+      <w:r>
+        <w:rPr>
+          <w:rFonts w:hint="default" w:ascii="sans-serif" w:hAnsi="sans-serif" w:eastAsia="sans-serif" w:cs="sans-serif"/>
+          <w:b/>
+          <w:bCs/>
+        </w:rPr>
+        <w:t>艾泽拉斯伤口</w:t>
+      </w:r>
+      <w:r>
+        <w:rPr>
+          <w:rFonts w:hint="default" w:ascii="sans-serif" w:hAnsi="sans-serif" w:eastAsia="sans-serif" w:cs="sans-serif"/>
+        </w:rPr>
+        <w:t>。</w:t>
+      </w:r>
+    </w:p>
+    <w:p>
+      <w:pPr>
+        <w:pStyle w:val="7"/>
+        <w:keepNext w:val="0"/>
+        <w:keepLines w:val="0"/>
+        <w:widowControl/>
+        <w:suppressLineNumbers w:val="0"/>
+        <w:spacing w:before="0" w:beforeAutospacing="0" w:line="14" w:lineRule="atLeast"/>
+        <w:ind w:left="720"/>
+        <w:rPr>
+          <w:rFonts w:hint="default" w:ascii="sans-serif" w:hAnsi="sans-serif" w:eastAsia="sans-serif" w:cs="sans-serif"/>
+        </w:rPr>
+      </w:pPr>
+      <w:r>
+        <w:rPr>
+          <w:rFonts w:hint="default" w:ascii="sans-serif" w:hAnsi="sans-serif" w:eastAsia="sans-serif" w:cs="sans-serif"/>
+          <w:b/>
+          <w:bCs/>
+        </w:rPr>
+        <w:t>制作方案：</w:t>
+      </w:r>
+    </w:p>
+    <w:p>
+      <w:pPr>
+        <w:pStyle w:val="7"/>
+        <w:keepNext w:val="0"/>
+        <w:keepLines w:val="0"/>
+        <w:widowControl/>
+        <w:suppressLineNumbers w:val="0"/>
+        <w:spacing w:before="0" w:beforeAutospacing="0" w:line="14" w:lineRule="atLeast"/>
+        <w:ind w:left="1440"/>
+        <w:rPr>
+          <w:rFonts w:hint="default" w:ascii="sans-serif" w:hAnsi="sans-serif" w:eastAsia="sans-serif" w:cs="sans-serif"/>
+        </w:rPr>
+      </w:pPr>
+      <w:r>
+        <w:rPr>
+          <w:rFonts w:hint="default" w:ascii="sans-serif" w:hAnsi="sans-serif" w:eastAsia="sans-serif" w:cs="sans-serif"/>
+          <w:b/>
+          <w:bCs/>
+        </w:rPr>
+        <w:t>Layer 1 (Fluid):</w:t>
+      </w:r>
+      <w:r>
+        <w:rPr>
+          <w:rFonts w:hint="default" w:ascii="sans-serif" w:hAnsi="sans-serif" w:eastAsia="sans-serif" w:cs="sans-serif"/>
+        </w:rPr>
+        <w:t xml:space="preserve"> 一个巨大的圆球（RT）。</w:t>
+      </w:r>
+    </w:p>
+    <w:p>
+      <w:pPr>
+        <w:pStyle w:val="7"/>
+        <w:keepNext w:val="0"/>
+        <w:keepLines w:val="0"/>
+        <w:widowControl/>
+        <w:suppressLineNumbers w:val="0"/>
+        <w:spacing w:before="0" w:beforeAutospacing="0" w:line="14" w:lineRule="atLeast"/>
+        <w:ind w:left="1440"/>
+        <w:rPr>
+          <w:rFonts w:hint="default" w:ascii="sans-serif" w:hAnsi="sans-serif" w:eastAsia="sans-serif" w:cs="sans-serif"/>
+        </w:rPr>
+      </w:pPr>
+      <w:r>
+        <w:rPr>
+          <w:rFonts w:hint="default" w:ascii="sans-serif" w:hAnsi="sans-serif" w:eastAsia="sans-serif" w:cs="sans-serif"/>
+          <w:b/>
+          <w:bCs/>
+        </w:rPr>
+        <w:t>Layer 2 (Crust - Order 20):</w:t>
+      </w:r>
+      <w:r>
+        <w:rPr>
+          <w:rFonts w:hint="default" w:ascii="sans-serif" w:hAnsi="sans-serif" w:eastAsia="sans-serif" w:cs="sans-serif"/>
+        </w:rPr>
+        <w:t xml:space="preserve"> 一个巨大的、圆形的</w:t>
+      </w:r>
+      <w:r>
+        <w:rPr>
+          <w:rFonts w:hint="default" w:ascii="sans-serif" w:hAnsi="sans-serif" w:eastAsia="sans-serif" w:cs="sans-serif"/>
+          <w:b/>
+          <w:bCs/>
+        </w:rPr>
+        <w:t>黑色岩石外壳</w:t>
+      </w:r>
+      <w:r>
+        <w:rPr>
+          <w:rFonts w:hint="default" w:ascii="sans-serif" w:hAnsi="sans-serif" w:eastAsia="sans-serif" w:cs="sans-serif"/>
+        </w:rPr>
+        <w:t xml:space="preserve"> Sprite，中间是镂空的。</w:t>
+      </w:r>
+    </w:p>
+    <w:p>
+      <w:pPr>
+        <w:pStyle w:val="7"/>
+        <w:keepNext w:val="0"/>
+        <w:keepLines w:val="0"/>
+        <w:widowControl/>
+        <w:suppressLineNumbers w:val="0"/>
+        <w:spacing w:before="0" w:beforeAutospacing="0" w:line="14" w:lineRule="atLeast"/>
+        <w:ind w:left="1440"/>
+        <w:rPr>
+          <w:rFonts w:hint="default" w:ascii="sans-serif" w:hAnsi="sans-serif" w:eastAsia="sans-serif" w:cs="sans-serif"/>
+        </w:rPr>
+      </w:pPr>
+      <w:r>
+        <w:rPr>
+          <w:rFonts w:hint="default" w:ascii="sans-serif" w:hAnsi="sans-serif" w:eastAsia="sans-serif" w:cs="sans-serif"/>
+          <w:b/>
+          <w:bCs/>
+        </w:rPr>
+        <w:t>Layer 3 (Glow - Order 19):</w:t>
+      </w:r>
+      <w:r>
+        <w:rPr>
+          <w:rFonts w:hint="default" w:ascii="sans-serif" w:hAnsi="sans-serif" w:eastAsia="sans-serif" w:cs="sans-serif"/>
+        </w:rPr>
+        <w:t xml:space="preserve"> 在外壳下面，放一张</w:t>
+      </w:r>
+      <w:r>
+        <w:rPr>
+          <w:rFonts w:hint="default" w:ascii="sans-serif" w:hAnsi="sans-serif" w:eastAsia="sans-serif" w:cs="sans-serif"/>
+          <w:b/>
+          <w:bCs/>
+        </w:rPr>
+        <w:t>红色的发光图</w:t>
+      </w:r>
+      <w:r>
+        <w:rPr>
+          <w:rFonts w:hint="default" w:ascii="sans-serif" w:hAnsi="sans-serif" w:eastAsia="sans-serif" w:cs="sans-serif"/>
+        </w:rPr>
+        <w:t>。</w:t>
+      </w:r>
+    </w:p>
+    <w:p>
+      <w:pPr>
+        <w:pStyle w:val="7"/>
+        <w:keepNext w:val="0"/>
+        <w:keepLines w:val="0"/>
+        <w:widowControl/>
+        <w:suppressLineNumbers w:val="0"/>
+        <w:spacing w:before="0" w:beforeAutospacing="0" w:line="14" w:lineRule="atLeast"/>
+        <w:ind w:left="720"/>
+        <w:rPr>
+          <w:rFonts w:hint="default" w:ascii="sans-serif" w:hAnsi="sans-serif" w:eastAsia="sans-serif" w:cs="sans-serif"/>
+        </w:rPr>
+      </w:pPr>
+      <w:r>
+        <w:rPr>
+          <w:rFonts w:hint="default" w:ascii="sans-serif" w:hAnsi="sans-serif" w:eastAsia="sans-serif" w:cs="sans-serif"/>
+          <w:b/>
+          <w:bCs/>
+        </w:rPr>
+        <w:t>动态效果：</w:t>
+      </w:r>
+    </w:p>
+    <w:p>
+      <w:pPr>
+        <w:pStyle w:val="7"/>
+        <w:keepNext w:val="0"/>
+        <w:keepLines w:val="0"/>
+        <w:widowControl/>
+        <w:suppressLineNumbers w:val="0"/>
+        <w:spacing w:before="0" w:beforeAutospacing="0" w:line="14" w:lineRule="atLeast"/>
+        <w:ind w:left="1440"/>
+        <w:rPr>
+          <w:rFonts w:hint="default" w:ascii="sans-serif" w:hAnsi="sans-serif" w:eastAsia="sans-serif" w:cs="sans-serif"/>
+        </w:rPr>
+      </w:pPr>
+      <w:r>
+        <w:rPr>
+          <w:rFonts w:hint="default" w:ascii="sans-serif" w:hAnsi="sans-serif" w:eastAsia="sans-serif" w:cs="sans-serif"/>
+        </w:rPr>
+        <w:t>让黑色的外壳缓慢旋转。</w:t>
+      </w:r>
+    </w:p>
+    <w:p>
+      <w:pPr>
+        <w:pStyle w:val="7"/>
+        <w:keepNext w:val="0"/>
+        <w:keepLines w:val="0"/>
+        <w:widowControl/>
+        <w:suppressLineNumbers w:val="0"/>
+        <w:spacing w:before="0" w:beforeAutospacing="0" w:line="14" w:lineRule="atLeast"/>
+        <w:ind w:left="1440"/>
+        <w:rPr>
+          <w:rFonts w:hint="default" w:ascii="sans-serif" w:hAnsi="sans-serif" w:eastAsia="sans-serif" w:cs="sans-serif"/>
+        </w:rPr>
+      </w:pPr>
+      <w:r>
+        <w:rPr>
+          <w:rFonts w:hint="default" w:ascii="sans-serif" w:hAnsi="sans-serif" w:eastAsia="sans-serif" w:cs="sans-serif"/>
+        </w:rPr>
+        <w:t>让红色的光忽明忽暗（呼吸灯）。</w:t>
+      </w:r>
+    </w:p>
+    <w:p>
+      <w:pPr>
+        <w:pStyle w:val="7"/>
+        <w:keepNext w:val="0"/>
+        <w:keepLines w:val="0"/>
+        <w:widowControl/>
+        <w:suppressLineNumbers w:val="0"/>
+        <w:spacing w:before="0" w:beforeAutospacing="0" w:line="14" w:lineRule="atLeast"/>
+        <w:ind w:left="1440"/>
+        <w:rPr>
+          <w:rFonts w:hint="default" w:ascii="sans-serif" w:hAnsi="sans-serif" w:eastAsia="sans-serif" w:cs="sans-serif"/>
+        </w:rPr>
+      </w:pPr>
+      <w:r>
+        <w:rPr>
+          <w:rFonts w:hint="default" w:ascii="sans-serif" w:hAnsi="sans-serif" w:eastAsia="sans-serif" w:cs="sans-serif"/>
+          <w:b/>
+          <w:bCs/>
+        </w:rPr>
+        <w:t>裂缝机制：</w:t>
+      </w:r>
+      <w:r>
+        <w:rPr>
+          <w:rFonts w:hint="default" w:ascii="sans-serif" w:hAnsi="sans-serif" w:eastAsia="sans-serif" w:cs="sans-serif"/>
+        </w:rPr>
+        <w:t xml:space="preserve"> 你的激光必须打中红色的区域（裂缝）才算暴击，打中黑色的岩石算刮痧。这在美术上就非常直观了。</w:t>
+      </w:r>
+    </w:p>
+    <w:p>
+      <w:pPr>
+        <w:pStyle w:val="4"/>
+        <w:keepNext w:val="0"/>
+        <w:keepLines w:val="0"/>
+        <w:widowControl/>
+        <w:suppressLineNumbers w:val="0"/>
+      </w:pPr>
+      <w:r>
+        <w:t>BOSS 眼睛动画：需要 Spine 吗？</w:t>
+      </w:r>
+    </w:p>
+    <w:p>
+      <w:pPr>
+        <w:pStyle w:val="7"/>
+        <w:keepNext w:val="0"/>
+        <w:keepLines w:val="0"/>
+        <w:widowControl/>
+        <w:suppressLineNumbers w:val="0"/>
+      </w:pPr>
+      <w:r>
+        <w:rPr>
+          <w:b/>
+          <w:bCs/>
+        </w:rPr>
+        <w:t>❌ 坚决不要用 Spine。</w:t>
+      </w:r>
+      <w:r>
+        <w:t xml:space="preserve"> </w:t>
+      </w:r>
+      <w:r>
+        <w:rPr>
+          <w:b/>
+          <w:bCs/>
+        </w:rPr>
+        <w:t>✅ 方案：Unity 原生动画 (Animator) 或 代码控制 (Tweening)。</w:t>
+      </w:r>
+    </w:p>
+    <w:p>
+      <w:pPr>
+        <w:pStyle w:val="7"/>
+        <w:keepNext w:val="0"/>
+        <w:keepLines w:val="0"/>
+        <w:widowControl/>
+        <w:suppressLineNumbers w:val="0"/>
+        <w:ind w:left="720"/>
+      </w:pPr>
+      <w:r>
+        <w:rPr>
+          <w:b/>
+          <w:bCs/>
+        </w:rPr>
+        <w:t>理由：</w:t>
+      </w:r>
+    </w:p>
+    <w:p>
+      <w:pPr>
+        <w:pStyle w:val="7"/>
+        <w:keepNext w:val="0"/>
+        <w:keepLines w:val="0"/>
+        <w:widowControl/>
+        <w:suppressLineNumbers w:val="0"/>
+        <w:ind w:left="1440"/>
+      </w:pPr>
+      <w:r>
+        <w:rPr>
+          <w:b/>
+          <w:bCs/>
+        </w:rPr>
+        <w:t>杀鸡焉用牛刀：</w:t>
+      </w:r>
+      <w:r>
+        <w:t xml:space="preserve"> Spine 是为了解决复杂骨骼运动（如人跑步、挥刀）。你的 BOSS 只是一个大球，眼睛只是缩放或变色，引入 Spine 会增加巨大的工程量（导入、Runtime库、性能开销）。</w:t>
+      </w:r>
+    </w:p>
+    <w:p>
+      <w:pPr>
+        <w:pStyle w:val="7"/>
+        <w:keepNext w:val="0"/>
+        <w:keepLines w:val="0"/>
+        <w:widowControl/>
+        <w:suppressLineNumbers w:val="0"/>
+        <w:ind w:left="1440"/>
+      </w:pPr>
+      <w:r>
+        <w:rPr>
+          <w:b/>
+          <w:bCs/>
+        </w:rPr>
+        <w:t>网格扭曲没必要：</w:t>
+      </w:r>
+      <w:r>
+        <w:t xml:space="preserve"> 对于超休闲游戏，</w:t>
+      </w:r>
+      <w:r>
+        <w:rPr>
+          <w:b/>
+          <w:bCs/>
+        </w:rPr>
+        <w:t>“缩放 (Scale)”</w:t>
+      </w:r>
+      <w:r>
+        <w:t xml:space="preserve"> 和 </w:t>
+      </w:r>
+      <w:r>
+        <w:rPr>
+          <w:b/>
+          <w:bCs/>
+        </w:rPr>
+        <w:t>“变色 (Color)”</w:t>
+      </w:r>
+      <w:r>
+        <w:t xml:space="preserve"> 足以表达攻击前摇。</w:t>
+      </w:r>
+    </w:p>
+    <w:p>
+      <w:pPr>
+        <w:pStyle w:val="7"/>
+        <w:keepNext w:val="0"/>
+        <w:keepLines w:val="0"/>
+        <w:widowControl/>
+        <w:suppressLineNumbers w:val="0"/>
+        <w:ind w:left="720"/>
+      </w:pPr>
+      <w:r>
+        <w:rPr>
+          <w:b/>
+          <w:bCs/>
+        </w:rPr>
+        <w:t>建议做法：</w:t>
+      </w:r>
+    </w:p>
+    <w:p>
+      <w:pPr>
+        <w:pStyle w:val="7"/>
+        <w:keepNext w:val="0"/>
+        <w:keepLines w:val="0"/>
+        <w:widowControl/>
+        <w:suppressLineNumbers w:val="0"/>
+        <w:ind w:left="1440"/>
+      </w:pPr>
+      <w:r>
+        <w:rPr>
+          <w:b/>
+          <w:bCs/>
+        </w:rPr>
+        <w:t>攻击前摇（蓄力）：</w:t>
+      </w:r>
+      <w:r>
+        <w:t xml:space="preserve"> 代码控制眼睛 Sprite 的 </w:t>
+      </w:r>
+      <w:r>
+        <w:rPr>
+          <w:rStyle w:val="10"/>
+        </w:rPr>
+        <w:t>transform.localScale</w:t>
+      </w:r>
+      <w:r>
+        <w:t xml:space="preserve"> 逐渐变小（眯眼），颜色变红。</w:t>
+      </w:r>
+    </w:p>
+    <w:p>
+      <w:pPr>
+        <w:pStyle w:val="7"/>
+        <w:keepNext w:val="0"/>
+        <w:keepLines w:val="0"/>
+        <w:widowControl/>
+        <w:suppressLineNumbers w:val="0"/>
+        <w:ind w:left="1440"/>
+      </w:pPr>
+      <w:r>
+        <w:rPr>
+          <w:b/>
+          <w:bCs/>
+        </w:rPr>
+        <w:t>攻击瞬间：</w:t>
+      </w:r>
+      <w:r>
+        <w:t xml:space="preserve"> </w:t>
+      </w:r>
+      <w:r>
+        <w:rPr>
+          <w:rStyle w:val="10"/>
+        </w:rPr>
+        <w:t>transform.localScale</w:t>
+      </w:r>
+      <w:r>
+        <w:t xml:space="preserve"> 瞬间变大（怒目圆睁），然后震动。</w:t>
+      </w:r>
+    </w:p>
+    <w:p>
+      <w:pPr>
+        <w:pStyle w:val="7"/>
+        <w:keepNext w:val="0"/>
+        <w:keepLines w:val="0"/>
+        <w:widowControl/>
+        <w:suppressLineNumbers w:val="0"/>
+        <w:ind w:left="1440"/>
+      </w:pPr>
+      <w:r>
+        <w:rPr>
+          <w:b/>
+          <w:bCs/>
+        </w:rPr>
+        <w:t>待机：</w:t>
+      </w:r>
+      <w:r>
+        <w:t xml:space="preserve"> 使用 Unity 自带的 </w:t>
+      </w:r>
+      <w:r>
+        <w:rPr>
+          <w:rStyle w:val="10"/>
+        </w:rPr>
+        <w:t>Animation</w:t>
+      </w:r>
+      <w:r>
+        <w:t xml:space="preserve"> 录制一个简单的“上下浮动”或“缓慢眨眼”，Loop 播放即可。</w:t>
+      </w:r>
+    </w:p>
+    <w:p>
+      <w:pPr>
+        <w:keepNext w:val="0"/>
+        <w:keepLines w:val="0"/>
+        <w:widowControl/>
+        <w:suppressLineNumbers w:val="0"/>
+      </w:pPr>
+      <w:r>
+        <w:pict>
+          <v:rect id="_x0000_i1030" o:spt="1" style="height:1.5pt;width:432pt;" fillcolor="#A0A0A0" filled="t" stroked="f" coordsize="21600,21600" o:hr="t" o:hrstd="t" o:hralign="center">
+            <v:path/>
+            <v:fill on="t" focussize="0,0"/>
+            <v:stroke on="f"/>
+            <v:imagedata o:title=""/>
+            <o:lock v:ext="edit"/>
+            <w10:wrap type="none"/>
+            <w10:anchorlock/>
+          </v:rect>
+        </w:pict>
+      </w:r>
+    </w:p>
+    <w:p>
+      <w:pPr>
+        <w:pStyle w:val="4"/>
+        <w:keepNext w:val="0"/>
+        <w:keepLines w:val="0"/>
+        <w:widowControl/>
+        <w:suppressLineNumbers w:val="0"/>
+      </w:pPr>
+      <w:r>
+        <w:t>BOSS 攻击方式：只是靠近就够了吗？</w:t>
+      </w:r>
+    </w:p>
+    <w:p>
+      <w:pPr>
+        <w:pStyle w:val="7"/>
+        <w:keepNext w:val="0"/>
+        <w:keepLines w:val="0"/>
+        <w:widowControl/>
+        <w:suppressLineNumbers w:val="0"/>
+      </w:pPr>
+      <w:r>
+        <w:rPr>
+          <w:b/>
+          <w:bCs/>
+        </w:rPr>
+        <w:t>❌ 仅仅“靠近+召唤”太无聊了，且没有压迫感。</w:t>
+      </w:r>
+      <w:r>
+        <w:t xml:space="preserve"> </w:t>
+      </w:r>
+      <w:r>
+        <w:rPr>
+          <w:b/>
+          <w:bCs/>
+        </w:rPr>
+        <w:t>✅ 方案：物理系的“野蛮冲撞” + “环境污染”。</w:t>
+      </w:r>
+    </w:p>
+    <w:p>
+      <w:pPr>
+        <w:pStyle w:val="7"/>
+        <w:keepNext w:val="0"/>
+        <w:keepLines w:val="0"/>
+        <w:widowControl/>
+        <w:suppressLineNumbers w:val="0"/>
+      </w:pPr>
+      <w:r>
+        <w:t>结合你的物理流体玩法，建议 BOSS 的行为如下（按阶段）：</w:t>
+      </w:r>
+    </w:p>
+    <w:p>
+      <w:pPr>
+        <w:pStyle w:val="7"/>
+        <w:keepNext w:val="0"/>
+        <w:keepLines w:val="0"/>
+        <w:widowControl/>
+        <w:suppressLineNumbers w:val="0"/>
+        <w:ind w:left="720"/>
+      </w:pPr>
+      <w:r>
+        <w:rPr>
+          <w:b/>
+          <w:bCs/>
+        </w:rPr>
+        <w:t>Phase 1 (缓慢压迫):</w:t>
+      </w:r>
+    </w:p>
+    <w:p>
+      <w:pPr>
+        <w:pStyle w:val="7"/>
+        <w:keepNext w:val="0"/>
+        <w:keepLines w:val="0"/>
+        <w:widowControl/>
+        <w:suppressLineNumbers w:val="0"/>
+        <w:ind w:left="1440"/>
+      </w:pPr>
+      <w:r>
+        <w:t>体积巨大，慢慢往下沉。</w:t>
+      </w:r>
+    </w:p>
+    <w:p>
+      <w:pPr>
+        <w:pStyle w:val="7"/>
+        <w:keepNext w:val="0"/>
+        <w:keepLines w:val="0"/>
+        <w:widowControl/>
+        <w:suppressLineNumbers w:val="0"/>
+        <w:ind w:left="1440"/>
+      </w:pPr>
+      <w:r>
+        <w:t>每隔 5 秒，身体抖动，甩出 3-5 个小粘液怪（召唤）。</w:t>
+      </w:r>
+    </w:p>
+    <w:p>
+      <w:pPr>
+        <w:pStyle w:val="7"/>
+        <w:keepNext w:val="0"/>
+        <w:keepLines w:val="0"/>
+        <w:widowControl/>
+        <w:suppressLineNumbers w:val="0"/>
+        <w:ind w:left="720"/>
+      </w:pPr>
+      <w:r>
+        <w:rPr>
+          <w:b/>
+          <w:bCs/>
+        </w:rPr>
+        <w:t>Phase 2 (野蛮冲撞 - 关键技能):</w:t>
+      </w:r>
+    </w:p>
+    <w:p>
+      <w:pPr>
+        <w:pStyle w:val="7"/>
+        <w:keepNext w:val="0"/>
+        <w:keepLines w:val="0"/>
+        <w:widowControl/>
+        <w:suppressLineNumbers w:val="0"/>
+        <w:ind w:left="1440"/>
+      </w:pPr>
+      <w:r>
+        <w:rPr>
+          <w:b/>
+          <w:bCs/>
+        </w:rPr>
+        <w:t>预警：</w:t>
+      </w:r>
+      <w:r>
+        <w:t xml:space="preserve"> 眼睛闪红光，身体轻微后退（蓄力）。</w:t>
+      </w:r>
+    </w:p>
+    <w:p>
+      <w:pPr>
+        <w:pStyle w:val="7"/>
+        <w:keepNext w:val="0"/>
+        <w:keepLines w:val="0"/>
+        <w:widowControl/>
+        <w:suppressLineNumbers w:val="0"/>
+        <w:ind w:left="1440"/>
+      </w:pPr>
+      <w:r>
+        <w:rPr>
+          <w:b/>
+          <w:bCs/>
+        </w:rPr>
+        <w:t>冲锋：</w:t>
+      </w:r>
+      <w:r>
+        <w:t xml:space="preserve"> 突然给 BOSS 的 Rigidbody 一个向下的巨大冲量（Impulse）。</w:t>
+      </w:r>
+    </w:p>
+    <w:p>
+      <w:pPr>
+        <w:pStyle w:val="7"/>
+        <w:keepNext w:val="0"/>
+        <w:keepLines w:val="0"/>
+        <w:widowControl/>
+        <w:suppressLineNumbers w:val="0"/>
+        <w:ind w:left="1440"/>
+      </w:pPr>
+      <w:r>
+        <w:rPr>
+          <w:b/>
+          <w:bCs/>
+        </w:rPr>
+        <w:t>后果：</w:t>
+      </w:r>
+      <w:r>
+        <w:t xml:space="preserve"> 玩家必须立刻用激光（特别是带有“击退”技能的激光）死死顶住它。如果推力不够，BOSS 会直接撞碎护盾。</w:t>
+      </w:r>
+    </w:p>
+    <w:p>
+      <w:pPr>
+        <w:pStyle w:val="7"/>
+        <w:keepNext w:val="0"/>
+        <w:keepLines w:val="0"/>
+        <w:widowControl/>
+        <w:suppressLineNumbers w:val="0"/>
+        <w:ind w:left="1440"/>
+      </w:pPr>
+      <w:r>
+        <w:rPr>
+          <w:i/>
+          <w:iCs/>
+        </w:rPr>
+        <w:t>爽点：</w:t>
+      </w:r>
+      <w:r>
+        <w:t xml:space="preserve"> 这就是“对波”的感觉，看谁力气大。</w:t>
+      </w:r>
+    </w:p>
+    <w:p>
+      <w:pPr>
+        <w:pStyle w:val="7"/>
+        <w:keepNext w:val="0"/>
+        <w:keepLines w:val="0"/>
+        <w:widowControl/>
+        <w:suppressLineNumbers w:val="0"/>
+        <w:ind w:left="720"/>
+      </w:pPr>
+      <w:r>
+        <w:rPr>
+          <w:b/>
+          <w:bCs/>
+        </w:rPr>
+        <w:t>Phase 3 (污染喷吐):</w:t>
+      </w:r>
+    </w:p>
+    <w:p>
+      <w:pPr>
+        <w:pStyle w:val="7"/>
+        <w:keepNext w:val="0"/>
+        <w:keepLines w:val="0"/>
+        <w:widowControl/>
+        <w:suppressLineNumbers w:val="0"/>
+        <w:ind w:left="1440"/>
+      </w:pPr>
+      <w:r>
+        <w:t>BOSS 向光棱塔喷出一团紫色污泥。如果不切碎它，污泥会附着在塔上，</w:t>
+      </w:r>
+      <w:r>
+        <w:rPr>
+          <w:b/>
+          <w:bCs/>
+        </w:rPr>
+        <w:t>降低光棱塔的旋转速度</w:t>
+      </w:r>
+      <w:r>
+        <w:t>（Debuff），持续 3 秒。</w:t>
+      </w:r>
+    </w:p>
+    <w:p>
+      <w:pPr>
+        <w:pStyle w:val="4"/>
+        <w:keepNext w:val="0"/>
+        <w:keepLines w:val="0"/>
+        <w:widowControl/>
+        <w:suppressLineNumbers w:val="0"/>
+      </w:pPr>
+      <w:r>
+        <w:t>激光如何打到内部弱点？（核心技术问题）</w:t>
+      </w:r>
+    </w:p>
+    <w:p>
+      <w:pPr>
+        <w:pStyle w:val="7"/>
+        <w:keepNext w:val="0"/>
+        <w:keepLines w:val="0"/>
+        <w:widowControl/>
+        <w:suppressLineNumbers w:val="0"/>
+      </w:pPr>
+      <w:r>
+        <w:t xml:space="preserve">你问到点子上了。普通的 </w:t>
+      </w:r>
+      <w:r>
+        <w:rPr>
+          <w:rStyle w:val="10"/>
+        </w:rPr>
+        <w:t>OnCollisionEnter</w:t>
+      </w:r>
+      <w:r>
+        <w:t xml:space="preserve"> 或 </w:t>
+      </w:r>
+      <w:r>
+        <w:rPr>
+          <w:rStyle w:val="10"/>
+        </w:rPr>
+        <w:t>Raycast</w:t>
+      </w:r>
+      <w:r>
+        <w:t xml:space="preserve"> 确实会被最外层的碰撞体挡住。</w:t>
+      </w:r>
+    </w:p>
+    <w:p>
+      <w:pPr>
+        <w:pStyle w:val="7"/>
+        <w:keepNext w:val="0"/>
+        <w:keepLines w:val="0"/>
+        <w:widowControl/>
+        <w:suppressLineNumbers w:val="0"/>
+      </w:pPr>
+      <w:r>
+        <w:rPr>
+          <w:b/>
+          <w:bCs/>
+        </w:rPr>
+        <w:t>✅ 解决方案：穿透检测 (Physics2D.BoxCastAll)</w:t>
+      </w:r>
+    </w:p>
+    <w:p>
+      <w:pPr>
+        <w:pStyle w:val="7"/>
+        <w:keepNext w:val="0"/>
+        <w:keepLines w:val="0"/>
+        <w:widowControl/>
+        <w:suppressLineNumbers w:val="0"/>
+      </w:pPr>
+      <w:r>
+        <w:t xml:space="preserve">不要用“挡住即停”的逻辑，要用 </w:t>
+      </w:r>
+      <w:r>
+        <w:rPr>
+          <w:b/>
+          <w:bCs/>
+        </w:rPr>
+        <w:t>“穿透激光”</w:t>
+      </w:r>
+      <w:r>
+        <w:t xml:space="preserve"> 的逻辑。</w:t>
+      </w:r>
+    </w:p>
+    <w:p>
+      <w:pPr>
+        <w:pStyle w:val="7"/>
+        <w:keepNext w:val="0"/>
+        <w:keepLines w:val="0"/>
+        <w:widowControl/>
+        <w:suppressLineNumbers w:val="0"/>
+        <w:ind w:left="720"/>
+      </w:pPr>
+      <w:r>
+        <w:rPr>
+          <w:b/>
+          <w:bCs/>
+        </w:rPr>
+        <w:t>碰撞体设置 (Setup):</w:t>
+      </w:r>
+    </w:p>
+    <w:p>
+      <w:pPr>
+        <w:pStyle w:val="7"/>
+        <w:keepNext w:val="0"/>
+        <w:keepLines w:val="0"/>
+        <w:widowControl/>
+        <w:suppressLineNumbers w:val="0"/>
+        <w:ind w:left="1440"/>
+      </w:pPr>
+      <w:r>
+        <w:rPr>
+          <w:b/>
+          <w:bCs/>
+        </w:rPr>
+        <w:t>BOSS 外壳 (Body):</w:t>
+      </w:r>
+      <w:r>
+        <w:t xml:space="preserve"> 一个巨大的 CircleCollider2D，Tag = "BossArmor"。</w:t>
+      </w:r>
+    </w:p>
+    <w:p>
+      <w:pPr>
+        <w:pStyle w:val="7"/>
+        <w:keepNext w:val="0"/>
+        <w:keepLines w:val="0"/>
+        <w:widowControl/>
+        <w:suppressLineNumbers w:val="0"/>
+        <w:ind w:left="1440"/>
+      </w:pPr>
+      <w:r>
+        <w:rPr>
+          <w:b/>
+          <w:bCs/>
+        </w:rPr>
+        <w:t>BOSS 弱点 (WeakPoint):</w:t>
+      </w:r>
+      <w:r>
+        <w:t xml:space="preserve"> 一个较小的 CircleCollider2D（或多边形），放在裂缝位置，Tag = "BossCore"。</w:t>
+      </w:r>
+      <w:r>
+        <w:rPr>
+          <w:b/>
+          <w:bCs/>
+        </w:rPr>
+        <w:t>注意：</w:t>
+      </w:r>
+      <w:r>
+        <w:t xml:space="preserve"> 两个 Collider 都要挂在 BOSS 上。</w:t>
+      </w:r>
+    </w:p>
+    <w:p>
+      <w:pPr>
+        <w:pStyle w:val="7"/>
+        <w:keepNext w:val="0"/>
+        <w:keepLines w:val="0"/>
+        <w:widowControl/>
+        <w:suppressLineNumbers w:val="0"/>
+        <w:ind w:left="720"/>
+      </w:pPr>
+      <w:r>
+        <w:rPr>
+          <w:b/>
+          <w:bCs/>
+        </w:rPr>
+        <w:t>代码逻辑 (Code):</w:t>
+      </w:r>
+    </w:p>
+    <w:p>
+      <w:pPr>
+        <w:pStyle w:val="7"/>
+        <w:keepNext w:val="0"/>
+        <w:keepLines w:val="0"/>
+        <w:widowControl/>
+        <w:suppressLineNumbers w:val="0"/>
+        <w:ind w:left="1440"/>
+      </w:pPr>
+      <w:r>
+        <w:t xml:space="preserve">使用 </w:t>
+      </w:r>
+      <w:r>
+        <w:rPr>
+          <w:rStyle w:val="10"/>
+        </w:rPr>
+        <w:t>Physics2D.BoxCastAll</w:t>
+      </w:r>
+      <w:r>
+        <w:t>（如果是扇形检测，就是获取范围内</w:t>
+      </w:r>
+      <w:r>
+        <w:rPr>
+          <w:b/>
+          <w:bCs/>
+        </w:rPr>
+        <w:t>所有</w:t>
+      </w:r>
+      <w:r>
+        <w:t>的 Collider，而不是最近的那个）。</w:t>
+      </w:r>
+    </w:p>
+    <w:p>
+      <w:pPr>
+        <w:pStyle w:val="7"/>
+        <w:keepNext w:val="0"/>
+        <w:keepLines w:val="0"/>
+        <w:widowControl/>
+        <w:suppressLineNumbers w:val="0"/>
+        <w:ind w:left="1440"/>
+      </w:pPr>
+      <w:r>
+        <w:t xml:space="preserve">这个函数会返回一个数组 </w:t>
+      </w:r>
+      <w:r>
+        <w:rPr>
+          <w:rStyle w:val="10"/>
+        </w:rPr>
+        <w:t>RaycastHit2D[] hits</w:t>
+      </w:r>
+      <w:r>
+        <w:t>，里面包含了激光路径上的</w:t>
+      </w:r>
+      <w:r>
+        <w:rPr>
+          <w:b/>
+          <w:bCs/>
+        </w:rPr>
+        <w:t>所有东西</w:t>
+      </w:r>
+      <w:r>
+        <w:t>（外壳、核心、小怪）。</w:t>
+      </w:r>
+    </w:p>
+    <w:p>
+      <w:pPr>
+        <w:pStyle w:val="7"/>
+        <w:keepNext w:val="0"/>
+        <w:keepLines w:val="0"/>
+        <w:widowControl/>
+        <w:suppressLineNumbers w:val="0"/>
+        <w:ind w:left="720"/>
+      </w:pPr>
+      <w:r>
+        <w:rPr>
+          <w:b/>
+          <w:bCs/>
+        </w:rPr>
+        <w:t>扇形检测同理：</w:t>
+      </w:r>
+      <w:r>
+        <w:t xml:space="preserve"> 你计算出激光的角度，然后判断 BOSS 核心的位置是否在这个角度范围内。如果是，直接判定命中核心，</w:t>
+      </w:r>
+      <w:r>
+        <w:rPr>
+          <w:b/>
+          <w:bCs/>
+        </w:rPr>
+        <w:t>无视</w:t>
+      </w:r>
+      <w:r>
+        <w:t xml:space="preserve"> 外壳阻挡。</w:t>
+      </w:r>
+    </w:p>
+    <w:p>
+      <w:pPr>
+        <w:keepNext w:val="0"/>
+        <w:keepLines w:val="0"/>
+        <w:widowControl/>
+        <w:suppressLineNumbers w:val="0"/>
+      </w:pPr>
+    </w:p>
+    <w:p>
+      <w:pPr>
+        <w:pStyle w:val="4"/>
+        <w:keepNext w:val="0"/>
+        <w:keepLines w:val="0"/>
+        <w:widowControl/>
+        <w:suppressLineNumbers w:val="0"/>
+      </w:pPr>
+      <w:r>
+        <w:t>Rigidbody2D 和 Collider2D 是必须的吗？</w:t>
+      </w:r>
+    </w:p>
+    <w:p>
+      <w:pPr>
+        <w:pStyle w:val="7"/>
+        <w:keepNext w:val="0"/>
+        <w:keepLines w:val="0"/>
+        <w:widowControl/>
+        <w:suppressLineNumbers w:val="0"/>
+      </w:pPr>
+      <w:r>
+        <w:rPr>
+          <w:b/>
+          <w:bCs/>
+        </w:rPr>
+        <w:t>✅ 必须的，缺一不可。</w:t>
+      </w:r>
+    </w:p>
+    <w:p>
+      <w:pPr>
+        <w:pStyle w:val="7"/>
+        <w:keepNext w:val="0"/>
+        <w:keepLines w:val="0"/>
+        <w:widowControl/>
+        <w:suppressLineNumbers w:val="0"/>
+        <w:ind w:left="720"/>
+      </w:pPr>
+      <w:r>
+        <w:rPr>
+          <w:b/>
+          <w:bCs/>
+        </w:rPr>
+        <w:t>Collider2D (碰撞体):</w:t>
+      </w:r>
+    </w:p>
+    <w:p>
+      <w:pPr>
+        <w:pStyle w:val="7"/>
+        <w:keepNext w:val="0"/>
+        <w:keepLines w:val="0"/>
+        <w:widowControl/>
+        <w:suppressLineNumbers w:val="0"/>
+        <w:ind w:left="1440"/>
+      </w:pPr>
+      <w:r>
+        <w:t>没有它，激光打不到怪，怪也撞不到塔。</w:t>
+      </w:r>
+    </w:p>
+    <w:p>
+      <w:pPr>
+        <w:pStyle w:val="7"/>
+        <w:keepNext w:val="0"/>
+        <w:keepLines w:val="0"/>
+        <w:widowControl/>
+        <w:suppressLineNumbers w:val="0"/>
+        <w:ind w:left="1440"/>
+      </w:pPr>
+      <w:r>
+        <w:rPr>
+          <w:b/>
+          <w:bCs/>
+        </w:rPr>
+        <w:t>圆形 (Circle Collider 2D):</w:t>
+      </w:r>
+      <w:r>
+        <w:t xml:space="preserve"> 性能最好，最适合流体怪。</w:t>
+      </w:r>
+    </w:p>
+    <w:p>
+      <w:pPr>
+        <w:pStyle w:val="7"/>
+        <w:keepNext w:val="0"/>
+        <w:keepLines w:val="0"/>
+        <w:widowControl/>
+        <w:suppressLineNumbers w:val="0"/>
+        <w:ind w:left="720"/>
+      </w:pPr>
+      <w:r>
+        <w:rPr>
+          <w:b/>
+          <w:bCs/>
+        </w:rPr>
+        <w:t>Rigidbody2D (刚体):</w:t>
+      </w:r>
+    </w:p>
+    <w:p>
+      <w:pPr>
+        <w:pStyle w:val="7"/>
+        <w:keepNext w:val="0"/>
+        <w:keepLines w:val="0"/>
+        <w:widowControl/>
+        <w:suppressLineNumbers w:val="0"/>
+        <w:ind w:left="1440"/>
+      </w:pPr>
+      <w:r>
+        <w:t>没有它，你的“击退 (AddForce)”技能就无法实现。</w:t>
+      </w:r>
+    </w:p>
+    <w:p>
+      <w:pPr>
+        <w:pStyle w:val="7"/>
+        <w:keepNext w:val="0"/>
+        <w:keepLines w:val="0"/>
+        <w:widowControl/>
+        <w:suppressLineNumbers w:val="0"/>
+        <w:ind w:left="1440"/>
+      </w:pPr>
+      <w:r>
+        <w:rPr>
+          <w:b/>
+          <w:bCs/>
+        </w:rPr>
+        <w:t>防止重叠的关键：</w:t>
+      </w:r>
+      <w:r>
+        <w:t xml:space="preserve"> 正如你所说，如果只有 Collider 没有 Rigidbody，Unity 默认是可以穿模的（或者那是 Trigger）。加上 Rigidbody 后，物理引擎会计算**“体积挤压”**，强行把重叠的怪推开。</w:t>
+      </w:r>
+    </w:p>
+    <w:p>
+      <w:pPr>
+        <w:pStyle w:val="7"/>
+        <w:keepNext w:val="0"/>
+        <w:keepLines w:val="0"/>
+        <w:widowControl/>
+        <w:suppressLineNumbers w:val="0"/>
+        <w:ind w:left="720"/>
+      </w:pPr>
+      <w:r>
+        <w:rPr>
+          <w:b/>
+          <w:bCs/>
+        </w:rPr>
+        <w:t>对于 Metaballs 的好处：</w:t>
+      </w:r>
+    </w:p>
+    <w:p>
+      <w:pPr>
+        <w:pStyle w:val="7"/>
+        <w:keepNext w:val="0"/>
+        <w:keepLines w:val="0"/>
+        <w:widowControl/>
+        <w:suppressLineNumbers w:val="0"/>
+        <w:ind w:left="1440"/>
+      </w:pPr>
+      <w:r>
+        <w:t>Metaballs 最怕的就是“完全重叠”（因为那样看起来就像一个怪）。</w:t>
+      </w:r>
+    </w:p>
+    <w:p>
+      <w:pPr>
+        <w:pStyle w:val="7"/>
+        <w:keepNext w:val="0"/>
+        <w:keepLines w:val="0"/>
+        <w:widowControl/>
+        <w:suppressLineNumbers w:val="0"/>
+        <w:ind w:left="1440"/>
+      </w:pPr>
+      <w:r>
+        <w:t>Rigidbody 会让怪物们**“挨在一起但互不重叠”</w:t>
+      </w:r>
+      <w:r>
+        <w:rPr>
+          <w:b/>
+          <w:bCs/>
+        </w:rPr>
+        <w:t>，就像一袋弹珠。这时候 Metaballs 的融合效果是</w:t>
+      </w:r>
+      <w:r>
+        <w:t>最好看**的（边缘融合，核心独立）。</w:t>
+      </w:r>
+    </w:p>
+    <w:p>
+      <w:pPr>
+        <w:pStyle w:val="7"/>
+        <w:keepNext w:val="0"/>
+        <w:keepLines w:val="0"/>
+        <w:widowControl/>
+        <w:suppressLineNumbers w:val="0"/>
+        <w:ind w:left="1440"/>
+      </w:pPr>
+      <w:r>
+        <w:t>这也完美解决了“眼睛和铁板重叠”的问题，因为刚体保证了怪物之间有物理间隙。</w:t>
+      </w:r>
+    </w:p>
+    <w:p>
+      <w:pPr>
+        <w:pStyle w:val="7"/>
+        <w:keepNext w:val="0"/>
+        <w:keepLines w:val="0"/>
+        <w:widowControl/>
+        <w:suppressLineNumbers w:val="0"/>
+      </w:pPr>
+      <w:r>
+        <w:rPr>
+          <w:b/>
+          <w:bCs/>
+        </w:rPr>
+        <w:t>⚠️ 设置小贴士：</w:t>
+      </w:r>
+    </w:p>
+    <w:p>
+      <w:pPr>
+        <w:pStyle w:val="7"/>
+        <w:keepNext w:val="0"/>
+        <w:keepLines w:val="0"/>
+        <w:widowControl/>
+        <w:suppressLineNumbers w:val="0"/>
+        <w:ind w:left="720"/>
+      </w:pPr>
+      <w:r>
+        <w:t xml:space="preserve">把怪物的 </w:t>
+      </w:r>
+      <w:r>
+        <w:rPr>
+          <w:rStyle w:val="10"/>
+        </w:rPr>
+        <w:t>Gravity Scale</w:t>
+      </w:r>
+      <w:r>
+        <w:t xml:space="preserve"> (重力) 设为 0（如果你是顶视图逻辑）。或者你需要自己写移动逻辑。</w:t>
+      </w:r>
+    </w:p>
+    <w:p>
+      <w:pPr>
+        <w:pStyle w:val="7"/>
+        <w:keepNext w:val="0"/>
+        <w:keepLines w:val="0"/>
+        <w:widowControl/>
+        <w:suppressLineNumbers w:val="0"/>
+        <w:ind w:left="720"/>
+      </w:pPr>
+      <w:r>
+        <w:rPr>
+          <w:b/>
+          <w:bCs/>
+        </w:rPr>
+        <w:t>Linear Drag (阻力):</w:t>
+      </w:r>
+      <w:r>
+        <w:t xml:space="preserve"> 设大一点（比如 5~10）。这样被激光推开后，怪物会很快停下来，而不是像冰球一样滑出屏幕。我们要的是“粘稠”的手感。</w:t>
+      </w:r>
+    </w:p>
+    <w:p>
+      <w:pPr>
+        <w:pStyle w:val="7"/>
+        <w:keepNext w:val="0"/>
+        <w:keepLines w:val="0"/>
+        <w:widowControl/>
+        <w:suppressLineNumbers w:val="0"/>
+        <w:ind w:left="720"/>
+      </w:pPr>
+      <w:r>
+        <w:rPr>
+          <w:b/>
+          <w:bCs/>
+        </w:rPr>
+        <w:t>Freeze Rotation Z:</w:t>
+      </w:r>
+      <w:r>
+        <w:t xml:space="preserve"> 勾选它。防止怪物像车轮一样乱滚，导致眼睛倒过来。</w:t>
+      </w:r>
+    </w:p>
+    <w:p>
+      <w:pPr>
+        <w:keepNext w:val="0"/>
+        <w:keepLines w:val="0"/>
+        <w:widowControl/>
+        <w:suppressLineNumbers w:val="0"/>
+      </w:pPr>
+    </w:p>
+    <w:p>
+      <w:pPr>
+        <w:pStyle w:val="4"/>
+        <w:keepNext w:val="0"/>
+        <w:keepLines w:val="0"/>
+        <w:widowControl/>
+        <w:suppressLineNumbers w:val="0"/>
+      </w:pPr>
+      <w:r>
+        <w:t>资深策划总结</w:t>
+      </w:r>
+    </w:p>
+    <w:p>
+      <w:pPr>
+        <w:pStyle w:val="7"/>
+        <w:keepNext w:val="0"/>
+        <w:keepLines w:val="0"/>
+        <w:widowControl/>
+        <w:suppressLineNumbers w:val="0"/>
+        <w:ind w:left="720"/>
+      </w:pPr>
+      <w:r>
+        <w:rPr>
+          <w:b/>
+          <w:bCs/>
+        </w:rPr>
+        <w:t>BOSS眼睛：</w:t>
+      </w:r>
+      <w:r>
+        <w:t xml:space="preserve"> 代码控制缩放/变红，别用 Spine。</w:t>
+      </w:r>
+    </w:p>
+    <w:p>
+      <w:pPr>
+        <w:pStyle w:val="7"/>
+        <w:keepNext w:val="0"/>
+        <w:keepLines w:val="0"/>
+        <w:widowControl/>
+        <w:suppressLineNumbers w:val="0"/>
+        <w:ind w:left="720"/>
+      </w:pPr>
+      <w:r>
+        <w:rPr>
+          <w:b/>
+          <w:bCs/>
+        </w:rPr>
+        <w:t>BOSS攻击：</w:t>
+      </w:r>
+      <w:r>
+        <w:t xml:space="preserve"> 召唤 + </w:t>
+      </w:r>
+      <w:r>
+        <w:rPr>
+          <w:b/>
+          <w:bCs/>
+        </w:rPr>
+        <w:t>物理冲撞</w:t>
+      </w:r>
+      <w:r>
+        <w:t>（考验击退力）。</w:t>
+      </w:r>
+    </w:p>
+    <w:p>
+      <w:pPr>
+        <w:pStyle w:val="7"/>
+        <w:keepNext w:val="0"/>
+        <w:keepLines w:val="0"/>
+        <w:widowControl/>
+        <w:suppressLineNumbers w:val="0"/>
+        <w:ind w:left="720"/>
+      </w:pPr>
+      <w:r>
+        <w:rPr>
+          <w:b/>
+          <w:bCs/>
+        </w:rPr>
+        <w:t>穿透判定：</w:t>
+      </w:r>
+      <w:r>
+        <w:t xml:space="preserve"> 用 </w:t>
+      </w:r>
+      <w:r>
+        <w:rPr>
+          <w:rStyle w:val="10"/>
+        </w:rPr>
+        <w:t>BoxCastAll</w:t>
+      </w:r>
+      <w:r>
+        <w:t xml:space="preserve"> 获取路径上所有物体，代码区分打中的是 Armor 还是 Core。</w:t>
+      </w:r>
+    </w:p>
+    <w:p>
+      <w:pPr>
+        <w:pStyle w:val="7"/>
+        <w:keepNext w:val="0"/>
+        <w:keepLines w:val="0"/>
+        <w:widowControl/>
+        <w:suppressLineNumbers w:val="0"/>
+        <w:ind w:left="720"/>
+      </w:pPr>
+      <w:r>
+        <w:rPr>
+          <w:b/>
+          <w:bCs/>
+        </w:rPr>
+        <w:t>物理组件：</w:t>
+      </w:r>
+      <w:r>
+        <w:t xml:space="preserve"> 全员 Rigidbody2D + CircleCollider2D，阻力设大，锁定旋转。</w:t>
+      </w:r>
+    </w:p>
+    <w:p>
+      <w:pPr>
+        <w:pStyle w:val="7"/>
+        <w:keepNext w:val="0"/>
+        <w:keepLines w:val="0"/>
+        <w:widowControl/>
+        <w:suppressLineNumbers w:val="0"/>
+      </w:pPr>
+      <w:r>
+        <w:t>这些设置能保证你的游戏既有漂亮的流体画面，又有扎实的物理碰撞手感。可以开工了！</w:t>
+      </w:r>
+    </w:p>
+    <w:p/>
+    <w:p/>
+    <w:p/>
+    <w:p/>
+    <w:p>
+      <w:pPr>
+        <w:pStyle w:val="3"/>
+        <w:keepNext w:val="0"/>
+        <w:keepLines w:val="0"/>
+        <w:widowControl/>
+        <w:suppressLineNumbers w:val="0"/>
+      </w:pPr>
+      <w:r>
+        <w:t>核心系统：Boss 通用状态机架构 (Base Boss Controller)</w:t>
+      </w:r>
+    </w:p>
+    <w:p>
+      <w:pPr>
+        <w:pStyle w:val="7"/>
+        <w:keepNext w:val="0"/>
+        <w:keepLines w:val="0"/>
+        <w:widowControl/>
+        <w:suppressLineNumbers w:val="0"/>
+      </w:pPr>
+      <w:r>
+        <w:rPr>
+          <w:i/>
+          <w:iCs/>
+        </w:rPr>
+        <w:t>为了最大化开发效率，所有章节的 Boss 均继承此底层架构，仅在具体表现和技能数值上做差异化替换。</w:t>
+      </w:r>
+    </w:p>
+    <w:p>
+      <w:pPr>
+        <w:pStyle w:val="7"/>
+        <w:keepNext w:val="0"/>
+        <w:keepLines w:val="0"/>
+        <w:widowControl/>
+        <w:suppressLineNumbers w:val="0"/>
+        <w:ind w:left="720"/>
+      </w:pPr>
+      <w:r>
+        <w:rPr>
+          <w:b/>
+          <w:bCs/>
+        </w:rPr>
+        <w:t>[基础状态]</w:t>
+      </w:r>
+    </w:p>
+    <w:p>
+      <w:pPr>
+        <w:pStyle w:val="7"/>
+        <w:keepNext w:val="0"/>
+        <w:keepLines w:val="0"/>
+        <w:widowControl/>
+        <w:suppressLineNumbers w:val="0"/>
+        <w:ind w:left="1440"/>
+      </w:pPr>
+      <w:r>
+        <w:rPr>
+          <w:b/>
+          <w:bCs/>
+        </w:rPr>
+        <w:t>入场 (Intro)：</w:t>
+      </w:r>
+      <w:r>
+        <w:t xml:space="preserve"> 播放特定的 DOTween 缩放/降落动画，伴随屏幕震动和专属音效，期间无敌。</w:t>
+      </w:r>
+    </w:p>
+    <w:p>
+      <w:pPr>
+        <w:pStyle w:val="7"/>
+        <w:keepNext w:val="0"/>
+        <w:keepLines w:val="0"/>
+        <w:widowControl/>
+        <w:suppressLineNumbers w:val="0"/>
+        <w:ind w:left="1440"/>
+      </w:pPr>
+      <w:r>
+        <w:rPr>
+          <w:b/>
+          <w:bCs/>
+        </w:rPr>
+        <w:t>待机/寻敌 (Idle/Move)：</w:t>
+      </w:r>
+      <w:r>
+        <w:t xml:space="preserve"> 缓慢向光棱塔移动的默认状态。</w:t>
+      </w:r>
+    </w:p>
+    <w:p>
+      <w:pPr>
+        <w:pStyle w:val="7"/>
+        <w:keepNext w:val="0"/>
+        <w:keepLines w:val="0"/>
+        <w:widowControl/>
+        <w:suppressLineNumbers w:val="0"/>
+        <w:ind w:left="720"/>
+      </w:pPr>
+      <w:r>
+        <w:rPr>
+          <w:b/>
+          <w:bCs/>
+        </w:rPr>
+        <w:t>[受击与异常状态 (Hit-Reactions)]</w:t>
+      </w:r>
+    </w:p>
+    <w:p>
+      <w:pPr>
+        <w:pStyle w:val="7"/>
+        <w:keepNext w:val="0"/>
+        <w:keepLines w:val="0"/>
+        <w:widowControl/>
+        <w:suppressLineNumbers w:val="0"/>
+        <w:ind w:left="1440"/>
+      </w:pPr>
+      <w:r>
+        <w:rPr>
+          <w:b/>
+          <w:bCs/>
+        </w:rPr>
+        <w:t>受击僵直 (Hit-Stun)：</w:t>
+      </w:r>
+      <w:r>
+        <w:t xml:space="preserve"> 受到单次高额伤害或破甲时，流体产生剧烈的反向扭曲，打断当前非霸体动作。</w:t>
+      </w:r>
+    </w:p>
+    <w:p>
+      <w:pPr>
+        <w:pStyle w:val="7"/>
+        <w:keepNext w:val="0"/>
+        <w:keepLines w:val="0"/>
+        <w:widowControl/>
+        <w:suppressLineNumbers w:val="0"/>
+        <w:ind w:left="1440"/>
+      </w:pPr>
+      <w:r>
+        <w:rPr>
+          <w:b/>
+          <w:bCs/>
+        </w:rPr>
+        <w:t>减速/冻结 (Slow/Freeze)：</w:t>
+      </w:r>
+      <w:r>
+        <w:t xml:space="preserve"> 受到极寒流派攻击时，移速和动画播放速度 (</w:t>
+      </w:r>
+      <w:r>
+        <w:rPr>
+          <w:rStyle w:val="10"/>
+        </w:rPr>
+        <w:t>timeScale</w:t>
+      </w:r>
+      <w:r>
+        <w:t>) 按比例下降。若被完全冻结，材质变为冰蓝，停止一切动作并丢失霸体。</w:t>
+      </w:r>
+    </w:p>
+    <w:p>
+      <w:pPr>
+        <w:pStyle w:val="7"/>
+        <w:keepNext w:val="0"/>
+        <w:keepLines w:val="0"/>
+        <w:widowControl/>
+        <w:suppressLineNumbers w:val="0"/>
+        <w:ind w:left="720"/>
+      </w:pPr>
+      <w:r>
+        <w:rPr>
+          <w:b/>
+          <w:bCs/>
+        </w:rPr>
+        <w:t>[防御机制 (Defense Systems)]</w:t>
+      </w:r>
+    </w:p>
+    <w:p>
+      <w:pPr>
+        <w:pStyle w:val="7"/>
+        <w:keepNext w:val="0"/>
+        <w:keepLines w:val="0"/>
+        <w:widowControl/>
+        <w:suppressLineNumbers w:val="0"/>
+        <w:ind w:left="1440"/>
+      </w:pPr>
+      <w:r>
+        <w:rPr>
+          <w:b/>
+          <w:bCs/>
+        </w:rPr>
+        <w:t>甲壳机制 (Carapace)：</w:t>
+      </w:r>
+      <w:r>
+        <w:t xml:space="preserve"> 覆盖在流体表面的额外防护层。拥有独立血量或减伤逻辑，未破除前 Boss 免疫大部分异常状态。</w:t>
+      </w:r>
+    </w:p>
+    <w:p>
+      <w:pPr>
+        <w:pStyle w:val="7"/>
+        <w:keepNext w:val="0"/>
+        <w:keepLines w:val="0"/>
+        <w:widowControl/>
+        <w:suppressLineNumbers w:val="0"/>
+        <w:ind w:left="1440"/>
+      </w:pPr>
+      <w:r>
+        <w:rPr>
+          <w:b/>
+          <w:bCs/>
+        </w:rPr>
+        <w:t>霸体系统 (Super Armor)：</w:t>
+      </w:r>
+      <w:r>
+        <w:t xml:space="preserve"> 释放强力技能时身体泛红/发光。霸体期间免疫物理击退和受击僵直，但仍受伤害。</w:t>
+      </w:r>
+    </w:p>
+    <w:p>
+      <w:pPr>
+        <w:pStyle w:val="7"/>
+        <w:keepNext w:val="0"/>
+        <w:keepLines w:val="0"/>
+        <w:widowControl/>
+        <w:suppressLineNumbers w:val="0"/>
+        <w:ind w:left="720"/>
+      </w:pPr>
+      <w:r>
+        <w:rPr>
+          <w:b/>
+          <w:bCs/>
+        </w:rPr>
+        <w:t>[阶段转换 (Phase Transition)]</w:t>
+      </w:r>
+    </w:p>
+    <w:p>
+      <w:pPr>
+        <w:pStyle w:val="7"/>
+        <w:keepNext w:val="0"/>
+        <w:keepLines w:val="0"/>
+        <w:widowControl/>
+        <w:suppressLineNumbers w:val="0"/>
+        <w:ind w:left="1440"/>
+      </w:pPr>
+      <w:r>
+        <w:rPr>
+          <w:b/>
+          <w:bCs/>
+        </w:rPr>
+        <w:t>狂暴触发 (Enrage)：</w:t>
+      </w:r>
+      <w:r>
+        <w:t xml:space="preserve"> 生命值跌破 30%（或 50%）时强制触发。清空所有 Debuff，体型变大，核心高频闪烁，技能释放频率与威力大幅提升。</w:t>
+      </w:r>
+    </w:p>
+    <w:p>
       <w:bookmarkStart w:id="0" w:name="_GoBack"/>
       <w:bookmarkEnd w:id="0"/>
-      <w:r>
-        <w:t>有怪了。</w:t>
-      </w:r>
-    </w:p>
-    <w:p>
-      <w:pPr>
-        <w:pStyle w:val="7"/>
-        <w:keepNext w:val="0"/>
-        <w:keepLines w:val="0"/>
-        <w:widowControl/>
-        <w:suppressLineNumbers w:val="0"/>
-        <w:ind w:left="720"/>
-      </w:pPr>
-      <w:r>
-        <w:rPr>
-          <w:b/>
-          <w:bCs/>
-        </w:rPr>
-        <w:t>警告 (Warning):</w:t>
-      </w:r>
-      <w:r>
-        <w:t xml:space="preserve"> 播放 </w:t>
-      </w:r>
-      <w:r>
-        <w:rPr>
-          <w:rStyle w:val="10"/>
-        </w:rPr>
-        <w:t>UI_Wave_Start</w:t>
-      </w:r>
-      <w:r>
-        <w:t xml:space="preserve"> 警报声，屏幕变红。</w:t>
-      </w:r>
-    </w:p>
-    <w:p>
-      <w:pPr>
-        <w:pStyle w:val="7"/>
-        <w:keepNext w:val="0"/>
-        <w:keepLines w:val="0"/>
-        <w:widowControl/>
-        <w:suppressLineNumbers w:val="0"/>
-        <w:ind w:left="720"/>
-      </w:pPr>
-      <w:r>
-        <w:rPr>
-          <w:b/>
-          <w:bCs/>
-        </w:rPr>
-        <w:t>登场 (Enter):</w:t>
-      </w:r>
-      <w:r>
-        <w:t xml:space="preserve"> BOSS 独自从屏幕上方降落（配合 </w:t>
-      </w:r>
-      <w:r>
-        <w:rPr>
-          <w:rStyle w:val="10"/>
-        </w:rPr>
-        <w:t>Boss_Roar</w:t>
-      </w:r>
-      <w:r>
-        <w:t xml:space="preserve"> 吼叫）。</w:t>
-      </w:r>
-    </w:p>
-    <w:p>
-      <w:pPr>
-        <w:pStyle w:val="7"/>
-        <w:keepNext w:val="0"/>
-        <w:keepLines w:val="0"/>
-        <w:widowControl/>
-        <w:suppressLineNumbers w:val="0"/>
-        <w:ind w:left="720"/>
-      </w:pPr>
-      <w:r>
-        <w:rPr>
-          <w:b/>
-          <w:bCs/>
-        </w:rPr>
-        <w:t>战斗 (Combat):</w:t>
-      </w:r>
-    </w:p>
-    <w:p>
-      <w:pPr>
-        <w:pStyle w:val="7"/>
-        <w:keepNext w:val="0"/>
-        <w:keepLines w:val="0"/>
-        <w:widowControl/>
-        <w:suppressLineNumbers w:val="0"/>
-        <w:ind w:left="1440"/>
-      </w:pPr>
-      <w:r>
-        <w:t xml:space="preserve">刚开始 3 秒是 </w:t>
-      </w:r>
-      <w:r>
-        <w:rPr>
-          <w:b/>
-          <w:bCs/>
-        </w:rPr>
-        <w:t>1v1</w:t>
-      </w:r>
-      <w:r>
-        <w:t>（让玩家看清 BOSS 的样子，建立压迫感）。</w:t>
-      </w:r>
-    </w:p>
-    <w:p>
-      <w:pPr>
-        <w:pStyle w:val="7"/>
-        <w:keepNext w:val="0"/>
-        <w:keepLines w:val="0"/>
-        <w:widowControl/>
-        <w:suppressLineNumbers w:val="0"/>
-        <w:ind w:left="1440"/>
-      </w:pPr>
-      <w:r>
-        <w:t xml:space="preserve">3 秒后，BOSS 使用 </w:t>
-      </w:r>
-      <w:r>
-        <w:rPr>
-          <w:b/>
-          <w:bCs/>
-        </w:rPr>
-        <w:t>Summon (召唤技能)</w:t>
-      </w:r>
-      <w:r>
-        <w:t>，自己招出 4 个小弟。</w:t>
-      </w:r>
-    </w:p>
-    <w:p>
-      <w:pPr>
-        <w:pStyle w:val="7"/>
-        <w:keepNext w:val="0"/>
-        <w:keepLines w:val="0"/>
-        <w:widowControl/>
-        <w:suppressLineNumbers w:val="0"/>
-        <w:ind w:left="1440"/>
-      </w:pPr>
-      <w:r>
-        <w:rPr>
-          <w:b/>
-          <w:bCs/>
-        </w:rPr>
-        <w:t>理由：</w:t>
-      </w:r>
-      <w:r>
-        <w:t xml:space="preserve"> 如果一开始就刷一堆怪和 BOSS 混在一起，场面太乱，玩家会忽略 BOSS 的登场演出。</w:t>
-      </w:r>
-      <w:r>
-        <w:rPr>
-          <w:b/>
-          <w:bCs/>
-        </w:rPr>
-        <w:t>让 BOSS 自己招小弟，更有排面。</w:t>
-      </w:r>
-    </w:p>
-    <w:p/>
+    </w:p>
     <w:sectPr>
       <w:pgSz w:w="11906" w:h="16838"/>
       <w:pgMar w:top="1440" w:right="1800" w:bottom="1440" w:left="1800" w:header="851" w:footer="992" w:gutter="0"/>
